--- a/docs/week05/智能会议室管理系统需求清单V1.1.docx
+++ b/docs/week05/智能会议室管理系统需求清单V1.1.docx
@@ -106,7 +106,7 @@
           <w:b/>
           <w:sz w:val="24"/>
         </w:rPr>
-        <w:t>三条铁律：条目编号一律不变（01 还是 01，不重编号）；删掉的条目不删行，状态标“移出 V1.0”并写明去向；评审里提了但决定不改的，也在变更对照表留一行，写“不采纳”和理由。</w:t>
+        <w:t>三条铁律：条目编号一律不变（原 01 在 V1.1 中写作 FR-01，数字序号不变、不重编号）；删掉的条目不删行，状态标“移出 V1.0”并写明去向；评审里提了但决定不改的，也在变更对照表留一行，写“不采纳”和理由。</w:t>
       </w:r>
     </w:p>
     <w:p>
@@ -462,7 +462,7 @@
                 <w:b/>
                 <w:sz w:val="18"/>
               </w:rPr>
-              <w:t>01</w:t>
+              <w:t>FR-01</w:t>
             </w:r>
           </w:p>
         </w:tc>
@@ -751,7 +751,7 @@
                 <w:b/>
                 <w:sz w:val="18"/>
               </w:rPr>
-              <w:t>02</w:t>
+              <w:t>FR-02</w:t>
             </w:r>
           </w:p>
         </w:tc>
@@ -1024,7 +1024,7 @@
                 <w:b/>
                 <w:sz w:val="18"/>
               </w:rPr>
-              <w:t>03</w:t>
+              <w:t>FR-03</w:t>
             </w:r>
           </w:p>
         </w:tc>
@@ -1345,7 +1345,7 @@
                 <w:b/>
                 <w:sz w:val="18"/>
               </w:rPr>
-              <w:t>04</w:t>
+              <w:t>FR-04</w:t>
             </w:r>
           </w:p>
         </w:tc>
@@ -1634,7 +1634,7 @@
                 <w:b/>
                 <w:sz w:val="18"/>
               </w:rPr>
-              <w:t>05</w:t>
+              <w:t>FR-05</w:t>
             </w:r>
           </w:p>
         </w:tc>
@@ -1923,7 +1923,7 @@
                 <w:b/>
                 <w:sz w:val="18"/>
               </w:rPr>
-              <w:t>06</w:t>
+              <w:t>FR-06</w:t>
             </w:r>
           </w:p>
         </w:tc>
@@ -2197,7 +2197,7 @@
                 <w:b/>
                 <w:sz w:val="18"/>
               </w:rPr>
-              <w:t>07</w:t>
+              <w:t>FR-07</w:t>
             </w:r>
           </w:p>
         </w:tc>
@@ -2471,7 +2471,7 @@
                 <w:b/>
                 <w:sz w:val="18"/>
               </w:rPr>
-              <w:t>08</w:t>
+              <w:t>FR-08</w:t>
             </w:r>
           </w:p>
         </w:tc>
@@ -2745,7 +2745,7 @@
                 <w:b/>
                 <w:sz w:val="18"/>
               </w:rPr>
-              <w:t>09</w:t>
+              <w:t>FR-09</w:t>
             </w:r>
           </w:p>
         </w:tc>
@@ -3019,7 +3019,7 @@
                 <w:b/>
                 <w:sz w:val="18"/>
               </w:rPr>
-              <w:t>10</w:t>
+              <w:t>FR-10</w:t>
             </w:r>
           </w:p>
         </w:tc>
@@ -3292,7 +3292,7 @@
                 <w:b/>
                 <w:sz w:val="18"/>
               </w:rPr>
-              <w:t>11</w:t>
+              <w:t>FR-11</w:t>
             </w:r>
           </w:p>
         </w:tc>
@@ -3565,7 +3565,7 @@
                 <w:b/>
                 <w:sz w:val="18"/>
               </w:rPr>
-              <w:t>12</w:t>
+              <w:t>FR-12</w:t>
             </w:r>
           </w:p>
         </w:tc>
@@ -3839,7 +3839,7 @@
                 <w:b/>
                 <w:sz w:val="18"/>
               </w:rPr>
-              <w:t>13</w:t>
+              <w:t>FR-13</w:t>
             </w:r>
           </w:p>
         </w:tc>
@@ -4113,7 +4113,7 @@
                 <w:b/>
                 <w:sz w:val="18"/>
               </w:rPr>
-              <w:t>14</w:t>
+              <w:t>FR-14</w:t>
             </w:r>
           </w:p>
         </w:tc>
@@ -4402,7 +4402,7 @@
                 <w:b/>
                 <w:sz w:val="18"/>
               </w:rPr>
-              <w:t>15</w:t>
+              <w:t>FR-15</w:t>
             </w:r>
           </w:p>
         </w:tc>
@@ -4675,7 +4675,7 @@
                 <w:b/>
                 <w:sz w:val="18"/>
               </w:rPr>
-              <w:t>16</w:t>
+              <w:t>FR-16</w:t>
             </w:r>
           </w:p>
         </w:tc>
@@ -4948,7 +4948,7 @@
                 <w:b/>
                 <w:sz w:val="18"/>
               </w:rPr>
-              <w:t>17</w:t>
+              <w:t>FR-17</w:t>
             </w:r>
           </w:p>
         </w:tc>
@@ -5221,7 +5221,7 @@
                 <w:b/>
                 <w:sz w:val="18"/>
               </w:rPr>
-              <w:t>18</w:t>
+              <w:t>FR-18</w:t>
             </w:r>
           </w:p>
         </w:tc>
@@ -5494,7 +5494,7 @@
                 <w:b/>
                 <w:sz w:val="18"/>
               </w:rPr>
-              <w:t>19</w:t>
+              <w:t>FR-19</w:t>
             </w:r>
           </w:p>
         </w:tc>
@@ -5767,7 +5767,7 @@
                 <w:b/>
                 <w:sz w:val="18"/>
               </w:rPr>
-              <w:t>20</w:t>
+              <w:t>FR-20</w:t>
             </w:r>
           </w:p>
         </w:tc>
@@ -9006,6 +9006,374 @@
         <w:rPr/>
       </w:pPr>
     </w:p>
+    <w:p>
+      <w:pPr>
+        <w:spacing w:before="240" w:after="120" w:line="360" w:lineRule="auto"/>
+      </w:pPr>
+      <w:r>
+        <w:rPr>
+          <w:rFonts w:ascii="黑体" w:hAnsi="黑体" w:eastAsia="黑体"/>
+          <w:b/>
+          <w:sz w:val="32"/>
+        </w:rPr>
+        <w:t>六、质量与交付要求（QR-01～QR-03）</w:t>
+      </w:r>
+    </w:p>
+    <w:p>
+      <w:pPr>
+        <w:spacing w:before="120" w:after="120" w:line="360" w:lineRule="auto"/>
+      </w:pPr>
+      <w:r>
+        <w:rPr>
+          <w:rFonts w:ascii="宋体" w:hAnsi="宋体" w:eastAsia="宋体"/>
+          <w:b w:val="0"/>
+          <w:sz w:val="24"/>
+        </w:rPr>
+        <w:t>对应第 3 周《04_V1.0范围说明》“必须实现”第 10～12 项。这三项属交付与验收要求、不体现为用户可见功能，故不并入功能需求清单，单列于此，作为开发、测试与验收的依据。</w:t>
+      </w:r>
+    </w:p>
+    <w:tbl>
+      <w:tblPr>
+        <w:tblStyle w:val="style154"/>
+        <w:tblW w:type="auto" w:w="0"/>
+        <w:tblLook w:firstColumn="1" w:firstRow="1" w:lastColumn="0" w:lastRow="0" w:noHBand="0" w:noVBand="1" w:val="04A0"/>
+      </w:tblPr>
+      <w:tblGrid>
+        <w:gridCol w:w="2960"/>
+        <w:gridCol w:w="2960"/>
+        <w:gridCol w:w="2960"/>
+        <w:gridCol w:w="2960"/>
+        <w:gridCol w:w="2960"/>
+      </w:tblGrid>
+      <w:tr>
+        <w:tc>
+          <w:tcPr>
+            <w:tcW w:type="dxa" w:w="2960"/>
+          </w:tcPr>
+          <w:p>
+            <w:r/>
+            <w:r>
+              <w:rPr>
+                <w:rFonts w:ascii="宋体" w:hAnsi="宋体" w:eastAsia="宋体"/>
+                <w:b/>
+                <w:sz w:val="21"/>
+              </w:rPr>
+              <w:t>编号</w:t>
+            </w:r>
+          </w:p>
+        </w:tc>
+        <w:tc>
+          <w:tcPr>
+            <w:tcW w:type="dxa" w:w="2960"/>
+          </w:tcPr>
+          <w:p>
+            <w:r/>
+            <w:r>
+              <w:rPr>
+                <w:rFonts w:ascii="宋体" w:hAnsi="宋体" w:eastAsia="宋体"/>
+                <w:b/>
+                <w:sz w:val="21"/>
+              </w:rPr>
+              <w:t>类别</w:t>
+            </w:r>
+          </w:p>
+        </w:tc>
+        <w:tc>
+          <w:tcPr>
+            <w:tcW w:type="dxa" w:w="2960"/>
+          </w:tcPr>
+          <w:p>
+            <w:r/>
+            <w:r>
+              <w:rPr>
+                <w:rFonts w:ascii="宋体" w:hAnsi="宋体" w:eastAsia="宋体"/>
+                <w:b/>
+                <w:sz w:val="21"/>
+              </w:rPr>
+              <w:t>要求</w:t>
+            </w:r>
+          </w:p>
+        </w:tc>
+        <w:tc>
+          <w:tcPr>
+            <w:tcW w:type="dxa" w:w="2960"/>
+          </w:tcPr>
+          <w:p>
+            <w:r/>
+            <w:r>
+              <w:rPr>
+                <w:rFonts w:ascii="宋体" w:hAnsi="宋体" w:eastAsia="宋体"/>
+                <w:b/>
+                <w:sz w:val="21"/>
+              </w:rPr>
+              <w:t>怎么验证</w:t>
+            </w:r>
+          </w:p>
+        </w:tc>
+        <w:tc>
+          <w:tcPr>
+            <w:tcW w:type="dxa" w:w="2960"/>
+          </w:tcPr>
+          <w:p>
+            <w:r/>
+            <w:r>
+              <w:rPr>
+                <w:rFonts w:ascii="宋体" w:hAnsi="宋体" w:eastAsia="宋体"/>
+                <w:b/>
+                <w:sz w:val="21"/>
+              </w:rPr>
+              <w:t>状态与修改点</w:t>
+            </w:r>
+          </w:p>
+        </w:tc>
+      </w:tr>
+      <w:tr>
+        <w:tc>
+          <w:tcPr>
+            <w:tcW w:type="dxa" w:w="2960"/>
+          </w:tcPr>
+          <w:p>
+            <w:r/>
+            <w:r>
+              <w:rPr>
+                <w:rFonts w:ascii="宋体" w:hAnsi="宋体" w:eastAsia="宋体"/>
+                <w:b/>
+                <w:sz w:val="21"/>
+              </w:rPr>
+              <w:t>QR-01</w:t>
+            </w:r>
+          </w:p>
+        </w:tc>
+        <w:tc>
+          <w:tcPr>
+            <w:tcW w:type="dxa" w:w="2960"/>
+          </w:tcPr>
+          <w:p>
+            <w:r/>
+            <w:r>
+              <w:rPr>
+                <w:rFonts w:ascii="宋体" w:hAnsi="宋体" w:eastAsia="宋体"/>
+                <w:b w:val="0"/>
+                <w:sz w:val="21"/>
+              </w:rPr>
+              <w:t>数据库设计</w:t>
+            </w:r>
+          </w:p>
+        </w:tc>
+        <w:tc>
+          <w:tcPr>
+            <w:tcW w:type="dxa" w:w="2960"/>
+          </w:tcPr>
+          <w:p>
+            <w:r/>
+            <w:r>
+              <w:rPr>
+                <w:rFonts w:ascii="宋体" w:hAnsi="宋体" w:eastAsia="宋体"/>
+                <w:b w:val="0"/>
+                <w:sz w:val="21"/>
+              </w:rPr>
+              <w:t>依据 DFD 的 D1～D3 数据存储，完成 ER 图与表结构设计，明确字段、类型、约束与索引，输出建表脚本。</w:t>
+            </w:r>
+          </w:p>
+        </w:tc>
+        <w:tc>
+          <w:tcPr>
+            <w:tcW w:type="dxa" w:w="2960"/>
+          </w:tcPr>
+          <w:p>
+            <w:r/>
+            <w:r>
+              <w:rPr>
+                <w:rFonts w:ascii="宋体" w:hAnsi="宋体" w:eastAsia="宋体"/>
+                <w:b w:val="0"/>
+                <w:sz w:val="21"/>
+              </w:rPr>
+              <w:t>检查 database/ 下是否含 ER 图／表结构说明与建表脚本；脚本可在干净数据库上成功执行、无报错。</w:t>
+            </w:r>
+          </w:p>
+        </w:tc>
+        <w:tc>
+          <w:tcPr>
+            <w:tcW w:type="dxa" w:w="2960"/>
+          </w:tcPr>
+          <w:p>
+            <w:r/>
+            <w:r>
+              <w:rPr>
+                <w:rFonts w:ascii="宋体" w:hAnsi="宋体" w:eastAsia="宋体"/>
+                <w:b w:val="0"/>
+                <w:sz w:val="21"/>
+              </w:rPr>
+              <w:t>新增 · V1.1 补充质量与交付要求</w:t>
+            </w:r>
+          </w:p>
+        </w:tc>
+      </w:tr>
+      <w:tr>
+        <w:tc>
+          <w:tcPr>
+            <w:tcW w:type="dxa" w:w="2960"/>
+          </w:tcPr>
+          <w:p>
+            <w:r/>
+            <w:r>
+              <w:rPr>
+                <w:rFonts w:ascii="宋体" w:hAnsi="宋体" w:eastAsia="宋体"/>
+                <w:b/>
+                <w:sz w:val="21"/>
+              </w:rPr>
+              <w:t>QR-02</w:t>
+            </w:r>
+          </w:p>
+        </w:tc>
+        <w:tc>
+          <w:tcPr>
+            <w:tcW w:type="dxa" w:w="2960"/>
+          </w:tcPr>
+          <w:p>
+            <w:r/>
+            <w:r>
+              <w:rPr>
+                <w:rFonts w:ascii="宋体" w:hAnsi="宋体" w:eastAsia="宋体"/>
+                <w:b w:val="0"/>
+                <w:sz w:val="21"/>
+              </w:rPr>
+              <w:t>基本测试</w:t>
+            </w:r>
+          </w:p>
+        </w:tc>
+        <w:tc>
+          <w:tcPr>
+            <w:tcW w:type="dxa" w:w="2960"/>
+          </w:tcPr>
+          <w:p>
+            <w:r/>
+            <w:r>
+              <w:rPr>
+                <w:rFonts w:ascii="宋体" w:hAnsi="宋体" w:eastAsia="宋体"/>
+                <w:b w:val="0"/>
+                <w:sz w:val="21"/>
+              </w:rPr>
+              <w:t>对核心功能（登录、查询会议室、提交预约、冲突检测、我的预约管理）编写并执行基本测试用例，记录输入、预期结果与实际结果。</w:t>
+            </w:r>
+          </w:p>
+        </w:tc>
+        <w:tc>
+          <w:tcPr>
+            <w:tcW w:type="dxa" w:w="2960"/>
+          </w:tcPr>
+          <w:p>
+            <w:r/>
+            <w:r>
+              <w:rPr>
+                <w:rFonts w:ascii="宋体" w:hAnsi="宋体" w:eastAsia="宋体"/>
+                <w:b w:val="0"/>
+                <w:sz w:val="21"/>
+              </w:rPr>
+              <w:t>检查 tests/ 下是否有测试用例与执行记录；抽查用例是否覆盖核心功能及其异常分支（如时间冲突、越权访问）。</w:t>
+            </w:r>
+          </w:p>
+        </w:tc>
+        <w:tc>
+          <w:tcPr>
+            <w:tcW w:type="dxa" w:w="2960"/>
+          </w:tcPr>
+          <w:p>
+            <w:r/>
+            <w:r>
+              <w:rPr>
+                <w:rFonts w:ascii="宋体" w:hAnsi="宋体" w:eastAsia="宋体"/>
+                <w:b w:val="0"/>
+                <w:sz w:val="21"/>
+              </w:rPr>
+              <w:t>新增 · V1.1 补充质量与交付要求</w:t>
+            </w:r>
+          </w:p>
+        </w:tc>
+      </w:tr>
+      <w:tr>
+        <w:tc>
+          <w:tcPr>
+            <w:tcW w:type="dxa" w:w="2960"/>
+          </w:tcPr>
+          <w:p>
+            <w:r/>
+            <w:r>
+              <w:rPr>
+                <w:rFonts w:ascii="宋体" w:hAnsi="宋体" w:eastAsia="宋体"/>
+                <w:b/>
+                <w:sz w:val="21"/>
+              </w:rPr>
+              <w:t>QR-03</w:t>
+            </w:r>
+          </w:p>
+        </w:tc>
+        <w:tc>
+          <w:tcPr>
+            <w:tcW w:type="dxa" w:w="2960"/>
+          </w:tcPr>
+          <w:p>
+            <w:r/>
+            <w:r>
+              <w:rPr>
+                <w:rFonts w:ascii="宋体" w:hAnsi="宋体" w:eastAsia="宋体"/>
+                <w:b w:val="0"/>
+                <w:sz w:val="21"/>
+              </w:rPr>
+              <w:t>系统启动与演示</w:t>
+            </w:r>
+          </w:p>
+        </w:tc>
+        <w:tc>
+          <w:tcPr>
+            <w:tcW w:type="dxa" w:w="2960"/>
+          </w:tcPr>
+          <w:p>
+            <w:r/>
+            <w:r>
+              <w:rPr>
+                <w:rFonts w:ascii="宋体" w:hAnsi="宋体" w:eastAsia="宋体"/>
+                <w:b w:val="0"/>
+                <w:sz w:val="21"/>
+              </w:rPr>
+              <w:t>提供可一键启动的运行方式与演示数据，能现场演示“登录→查询→提交预约→冲突检测→我的预约管理”完整闭环。</w:t>
+            </w:r>
+          </w:p>
+        </w:tc>
+        <w:tc>
+          <w:tcPr>
+            <w:tcW w:type="dxa" w:w="2960"/>
+          </w:tcPr>
+          <w:p>
+            <w:r/>
+            <w:r>
+              <w:rPr>
+                <w:rFonts w:ascii="宋体" w:hAnsi="宋体" w:eastAsia="宋体"/>
+                <w:b w:val="0"/>
+                <w:sz w:val="21"/>
+              </w:rPr>
+              <w:t>在干净环境按 README 步骤启动系统，现场走通完整业务闭环，不依赖手工修改数据。</w:t>
+            </w:r>
+          </w:p>
+        </w:tc>
+        <w:tc>
+          <w:tcPr>
+            <w:tcW w:type="dxa" w:w="2960"/>
+          </w:tcPr>
+          <w:p>
+            <w:r/>
+            <w:r>
+              <w:rPr>
+                <w:rFonts w:ascii="宋体" w:hAnsi="宋体" w:eastAsia="宋体"/>
+                <w:b w:val="0"/>
+                <w:sz w:val="21"/>
+              </w:rPr>
+              <w:t>新增 · V1.1 补充质量与交付要求</w:t>
+            </w:r>
+          </w:p>
+        </w:tc>
+      </w:tr>
+    </w:tbl>
     <w:sectPr>
       <w:footerReference w:type="default" r:id="rId2"/>
       <w:pgSz w:w="16838" w:h="11906" w:orient="landscape"/>
